--- a/docs/report/Rapporto-Vista-Sintetica-Indici-Score.docx
+++ b/docs/report/Rapporto-Vista-Sintetica-Indici-Score.docx
@@ -7578,6 +7578,136 @@
     </w:p>
     <w:p>
       <w:pPr>
+        <w:pStyle w:val="ListNumber"/>
+      </w:pPr>
+      <w:r>
+        <w:rPr>
+          <w:b/>
+        </w:rPr>
+        <w:t>Pannello Admin → Schede → Indici D2</w:t>
+      </w:r>
+      <w:r>
+        <w:t>: disattivare un indice, per esempio PTI, e verificare che:</w:t>
+      </w:r>
+    </w:p>
+    <w:p>
+      <w:pPr>
+        <w:pStyle w:val="ListBullet"/>
+      </w:pPr>
+      <w:r>
+        <w:t>sparisca dal menu e dalla pagina D2;</w:t>
+      </w:r>
+    </w:p>
+    <w:p>
+      <w:pPr>
+        <w:pStyle w:val="ListBullet"/>
+      </w:pPr>
+      <w:r>
+        <w:t>con il link diretto compaia l'avviso «indice disattivato».</w:t>
+      </w:r>
+    </w:p>
+    <w:p>
+      <w:r>
+        <w:t>Disattivare IGF e verificare che sparisca dalla Vista Executive. Ricaricare la pagina e</w:t>
+      </w:r>
+    </w:p>
+    <w:p>
+      <w:r>
+        <w:t>verificare che lo stato resti salvato: serve lo script SQL del §9.</w:t>
+      </w:r>
+    </w:p>
+    <w:p>
+      <w:pPr>
+        <w:pStyle w:val="ListNumber"/>
+      </w:pPr>
+      <w:r>
+        <w:t>Aprire alcuni pannelli delle card e verificare che gli indici compaiano in «Schede più consultate».</w:t>
+      </w:r>
+    </w:p>
+    <w:p>
+      <w:pPr>
+        <w:pStyle w:val="Heading2"/>
+      </w:pPr>
+      <w:r>
+        <w:t>9. Prerequisito database per il Pannello Admin</w:t>
+      </w:r>
+    </w:p>
+    <w:p>
+      <w:r>
+        <w:t xml:space="preserve">Lo script </w:t>
+      </w:r>
+      <w:r>
+        <w:rPr>
+          <w:rFonts w:ascii="Consolas" w:hAnsi="Consolas"/>
+          <w:color w:val="1F4E79"/>
+        </w:rPr>
+        <w:t>docs/sql/feature_flags_sipro_indici.sql</w:t>
+      </w:r>
+      <w:r>
+        <w:t xml:space="preserve"> va eseguito una volta sul database. Inserisce:</w:t>
+      </w:r>
+    </w:p>
+    <w:p>
+      <w:pPr>
+        <w:pStyle w:val="ListBullet"/>
+      </w:pPr>
+      <w:r>
+        <w:t xml:space="preserve">le 22 chiavi delle schede </w:t>
+      </w:r>
+      <w:r>
+        <w:rPr>
+          <w:b/>
+        </w:rPr>
+        <w:t>SIPrO</w:t>
+      </w:r>
+      <w:r>
+        <w:t>;</w:t>
+      </w:r>
+    </w:p>
+    <w:p>
+      <w:pPr>
+        <w:pStyle w:val="ListBullet"/>
+      </w:pPr>
+      <w:r>
+        <w:t xml:space="preserve">le 36 chiavi degli </w:t>
+      </w:r>
+      <w:r>
+        <w:rPr>
+          <w:b/>
+        </w:rPr>
+        <w:t>indici</w:t>
+      </w:r>
+      <w:r>
+        <w:t>.</w:t>
+      </w:r>
+    </w:p>
+    <w:p>
+      <w:r>
+        <w:t>Sullo staging queste chiavi oggi non esistono, quindi attivazioni e disattivazioni non restano</w:t>
+      </w:r>
+    </w:p>
+    <w:p>
+      <w:r>
+        <w:t>salvate dopo il ricaricamento della pagina. Lo script è idempotente</w:t>
+      </w:r>
+    </w:p>
+    <w:p>
+      <w:r>
+        <w:t>(</w:t>
+      </w:r>
+      <w:r>
+        <w:rPr>
+          <w:rFonts w:ascii="Consolas" w:hAnsi="Consolas"/>
+          <w:color w:val="1F4E79"/>
+        </w:rPr>
+        <w:t>on conflict do nothing</w:t>
+      </w:r>
+      <w:r>
+        <w:t>).</w:t>
+      </w:r>
+    </w:p>
+    <w:p>
+      <w:pPr>
         <w:pStyle w:val="Heading2"/>
       </w:pPr>
       <w:r>
@@ -7843,6 +7973,59 @@
                 <w:sz w:val="17"/>
               </w:rPr>
               <w:t>.</w:t>
+            </w:r>
+          </w:p>
+        </w:tc>
+      </w:tr>
+      <w:tr>
+        <w:tc>
+          <w:tcPr>
+            <w:tcW w:type="dxa" w:w="4320"/>
+          </w:tcPr>
+          <w:p>
+            <w:r>
+              <w:rPr>
+                <w:sz w:val="17"/>
+              </w:rPr>
+            </w:r>
+            <w:r>
+              <w:rPr>
+                <w:b/>
+                <w:sz w:val="17"/>
+              </w:rPr>
+              <w:t>R5 · Pannello Admin</w:t>
+            </w:r>
+          </w:p>
+        </w:tc>
+        <w:tc>
+          <w:tcPr>
+            <w:tcW w:type="dxa" w:w="4320"/>
+          </w:tcPr>
+          <w:p>
+            <w:r>
+              <w:rPr>
+                <w:sz w:val="17"/>
+              </w:rPr>
+            </w:r>
+            <w:r>
+              <w:rPr>
+                <w:sz w:val="17"/>
+              </w:rPr>
+              <w:t xml:space="preserve">Nuove sezioni «Indici D2/D4/D5/D6» in Pannello → Schede, per attivare o disattivare ognuno dei 36 indici (singolarmente o tutti insieme). Un indice disattivato sparisce da menu, pagina del pillar e Vista Executive. Gli indici entrano in «Schede più consultate» (apertura da menu/Executive, apertura dei pannelli della card, click in panoramica). Script </w:t>
+            </w:r>
+            <w:r>
+              <w:rPr>
+                <w:rFonts w:ascii="Consolas" w:hAnsi="Consolas"/>
+                <w:color w:val="1F4E79"/>
+                <w:sz w:val="17"/>
+              </w:rPr>
+              <w:t>docs/sql/feature_flags_sipro_indici.sql</w:t>
+            </w:r>
+            <w:r>
+              <w:rPr>
+                <w:sz w:val="17"/>
+              </w:rPr>
+              <w:t xml:space="preserve"> con le 58 chiavi mancanti (SIPrO + indici).</w:t>
             </w:r>
           </w:p>
         </w:tc>

--- a/docs/report/Rapporto-Vista-Sintetica-Indici-Score.docx
+++ b/docs/report/Rapporto-Vista-Sintetica-Indici-Score.docx
@@ -1384,7 +1384,31 @@
         <w:t>Vista Executive:</w:t>
       </w:r>
       <w:r>
-        <w:t xml:space="preserve"> le card dei pillar collegati mostrano lo score reale. La frase di lettura riporta valore dell'indice, dominio, score e famiglia di scala.</w:t>
+        <w:t xml:space="preserve"> le card dei pillar collegati mostrano lo score reale.</w:t>
+      </w:r>
+    </w:p>
+    <w:p>
+      <w:pPr>
+        <w:pStyle w:val="ListBullet"/>
+      </w:pPr>
+      <w:r>
+        <w:t>La frase di lettura riporta valore dell'indice, dominio e score, più la formula per i compositi o la famiglia di scala per gli altri.</w:t>
+      </w:r>
+    </w:p>
+    <w:p>
+      <w:pPr>
+        <w:pStyle w:val="ListBullet"/>
+      </w:pPr>
+      <w:r>
+        <w:t>Le dimensioni con indice di sintesi (D2, D4, D5) seguono la gerarchia: prima la riga da 2 card con la sintesi, poi le righe da 3 card con i componenti.</w:t>
+      </w:r>
+    </w:p>
+    <w:p>
+      <w:pPr>
+        <w:pStyle w:val="ListBullet"/>
+      </w:pPr>
+      <w:r>
+        <w:t>Il pulsante «Percorso guidato» non è più presente.</w:t>
       </w:r>
     </w:p>
     <w:p>
@@ -7973,6 +7997,71 @@
                 <w:sz w:val="17"/>
               </w:rPr>
               <w:t>.</w:t>
+            </w:r>
+          </w:p>
+        </w:tc>
+      </w:tr>
+      <w:tr>
+        <w:tc>
+          <w:tcPr>
+            <w:tcW w:type="dxa" w:w="4320"/>
+          </w:tcPr>
+          <w:p>
+            <w:r>
+              <w:rPr>
+                <w:sz w:val="17"/>
+              </w:rPr>
+            </w:r>
+            <w:r>
+              <w:rPr>
+                <w:b/>
+                <w:sz w:val="17"/>
+              </w:rPr>
+              <w:t>R6 · Vista Executive gerarchica</w:t>
+            </w:r>
+          </w:p>
+        </w:tc>
+        <w:tc>
+          <w:tcPr>
+            <w:tcW w:type="dxa" w:w="4320"/>
+          </w:tcPr>
+          <w:p>
+            <w:r>
+              <w:rPr>
+                <w:sz w:val="17"/>
+              </w:rPr>
+            </w:r>
+            <w:r>
+              <w:rPr>
+                <w:sz w:val="17"/>
+              </w:rPr>
+              <w:t>Su richiesta del cliente, D2, D5 e D4 nella Vista Executive mostrano prima l'</w:t>
+            </w:r>
+            <w:r>
+              <w:rPr>
+                <w:b/>
+                <w:sz w:val="17"/>
+              </w:rPr>
+              <w:t>indice di sintesi</w:t>
+            </w:r>
+            <w:r>
+              <w:rPr>
+                <w:sz w:val="17"/>
+              </w:rPr>
+              <w:t xml:space="preserve"> (riga da 2 card: sintesi con badge «Indice di sintesi», riquadro «Composto da» e box «Come leggere questa dimensione») e subito dopo gli </w:t>
+            </w:r>
+            <w:r>
+              <w:rPr>
+                <w:b/>
+                <w:sz w:val="17"/>
+              </w:rPr>
+              <w:t>indici componenti</w:t>
+            </w:r>
+            <w:r>
+              <w:rPr>
+                <w:sz w:val="17"/>
+              </w:rPr>
+              <w:t xml:space="preserve"> (righe da 3 card). Interconnessioni prese dall'API, codici mostrati come nella RPC (ICF_Norm, DPI_Norm, IRG). Tolto il pulsante «Percorso guidato» da tutte le dimensioni della Vista Executive.</w:t>
             </w:r>
           </w:p>
         </w:tc>

--- a/docs/report/Rapporto-Vista-Sintetica-Indici-Score.docx
+++ b/docs/report/Rapporto-Vista-Sintetica-Indici-Score.docx
@@ -1400,7 +1400,7 @@
         <w:pStyle w:val="ListBullet"/>
       </w:pPr>
       <w:r>
-        <w:t>Le dimensioni con indice di sintesi (D2, D4, D5) seguono la gerarchia: prima la riga da 2 card con la sintesi, poi le righe da 3 card con i componenti.</w:t>
+        <w:t>Le dimensioni D2 e D5 seguono la gerarchia (D4 per ora no, da valutare con il cliente): prima la riga da 2 card con la sintesi, poi le righe da 3 card con i componenti.</w:t>
       </w:r>
     </w:p>
     <w:p>
@@ -8035,7 +8035,7 @@
               <w:rPr>
                 <w:sz w:val="17"/>
               </w:rPr>
-              <w:t>Su richiesta del cliente, D2, D5 e D4 nella Vista Executive mostrano prima l'</w:t>
+              <w:t>Su richiesta del cliente, D2 e D5 nella Vista Executive mostrano prima l'</w:t>
             </w:r>
             <w:r>
               <w:rPr>

--- a/docs/report/Rapporto-Vista-Sintetica-Indici-Score.docx
+++ b/docs/report/Rapporto-Vista-Sintetica-Indici-Score.docx
@@ -7997,6 +7997,87 @@
                 <w:sz w:val="17"/>
               </w:rPr>
               <w:t>.</w:t>
+            </w:r>
+          </w:p>
+        </w:tc>
+      </w:tr>
+      <w:tr>
+        <w:tc>
+          <w:tcPr>
+            <w:tcW w:type="dxa" w:w="4320"/>
+          </w:tcPr>
+          <w:p>
+            <w:r>
+              <w:rPr>
+                <w:sz w:val="17"/>
+              </w:rPr>
+            </w:r>
+            <w:r>
+              <w:rPr>
+                <w:b/>
+                <w:sz w:val="17"/>
+              </w:rPr>
+              <w:t>R7 · KPI Riforma PA</w:t>
+            </w:r>
+          </w:p>
+        </w:tc>
+        <w:tc>
+          <w:tcPr>
+            <w:tcW w:type="dxa" w:w="4320"/>
+          </w:tcPr>
+          <w:p>
+            <w:r>
+              <w:rPr>
+                <w:sz w:val="17"/>
+              </w:rPr>
+            </w:r>
+            <w:r>
+              <w:rPr>
+                <w:sz w:val="17"/>
+              </w:rPr>
+              <w:t xml:space="preserve">Mappatura </w:t>
+            </w:r>
+            <w:r>
+              <w:rPr>
+                <w:rFonts w:ascii="Consolas" w:hAnsi="Consolas"/>
+                <w:color w:val="1F4E79"/>
+                <w:sz w:val="17"/>
+              </w:rPr>
+              <w:t>mappatura-scheda-kpi-riforma_3</w:t>
+            </w:r>
+            <w:r>
+              <w:rPr>
+                <w:sz w:val="17"/>
+              </w:rPr>
+              <w:t xml:space="preserve">. Per ora resta solo la scheda «KPI Abilitanti (Blocchi)»: «KPI Success Rate» e «Benchmark» sono nascoste dal menu. Tolta la sezione «Indici compositi». Dati reali da </w:t>
+            </w:r>
+            <w:r>
+              <w:rPr>
+                <w:rFonts w:ascii="Consolas" w:hAnsi="Consolas"/>
+                <w:color w:val="1F4E79"/>
+                <w:sz w:val="17"/>
+              </w:rPr>
+              <w:t>kpi_filtri</w:t>
+            </w:r>
+            <w:r>
+              <w:rPr>
+                <w:sz w:val="17"/>
+              </w:rPr>
+              <w:t xml:space="preserve"> (anni, anno predefinito) e </w:t>
+            </w:r>
+            <w:r>
+              <w:rPr>
+                <w:rFonts w:ascii="Consolas" w:hAnsi="Consolas"/>
+                <w:color w:val="1F4E79"/>
+                <w:sz w:val="17"/>
+              </w:rPr>
+              <w:t>kpi_scheda</w:t>
+            </w:r>
+            <w:r>
+              <w:rPr>
+                <w:sz w:val="17"/>
+              </w:rPr>
+              <w:t>: una sola chiamata, 39 KPI in 6 card D1–D6. Filtro unico Anno con «Reimposta»; al cambio anno gli accordion si chiudono. Card senza conteggio KPI e senza barra SR. Riga indicatore con pallino neutro (#9CA3AF), pulsante +/−, codice, nome, chip con l'unità, valore a 2 decimali senza «%», senza barra. Accordion con Tipo di sintesi e Formula del catalogo.</w:t>
             </w:r>
           </w:p>
         </w:tc>

--- a/docs/report/Rapporto-Vista-Sintetica-Indici-Score.docx
+++ b/docs/report/Rapporto-Vista-Sintetica-Indici-Score.docx
@@ -8078,6 +8078,58 @@
                 <w:sz w:val="17"/>
               </w:rPr>
               <w:t>: una sola chiamata, 39 KPI in 6 card D1–D6. Filtro unico Anno con «Reimposta»; al cambio anno gli accordion si chiudono. Card senza conteggio KPI e senza barra SR. Riga indicatore con pallino neutro (#9CA3AF), pulsante +/−, codice, nome, chip con l'unità, valore a 2 decimali senza «%», senza barra. Accordion con Tipo di sintesi e Formula del catalogo.</w:t>
+            </w:r>
+          </w:p>
+        </w:tc>
+      </w:tr>
+      <w:tr>
+        <w:tc>
+          <w:tcPr>
+            <w:tcW w:type="dxa" w:w="4320"/>
+          </w:tcPr>
+          <w:p>
+            <w:r>
+              <w:rPr>
+                <w:sz w:val="17"/>
+              </w:rPr>
+            </w:r>
+            <w:r>
+              <w:rPr>
+                <w:b/>
+                <w:sz w:val="17"/>
+              </w:rPr>
+              <w:t>R7.1 · KPI Riforma: ricerca ed export</w:t>
+            </w:r>
+          </w:p>
+        </w:tc>
+        <w:tc>
+          <w:tcPr>
+            <w:tcW w:type="dxa" w:w="4320"/>
+          </w:tcPr>
+          <w:p>
+            <w:r>
+              <w:rPr>
+                <w:sz w:val="17"/>
+              </w:rPr>
+            </w:r>
+            <w:r>
+              <w:rPr>
+                <w:sz w:val="17"/>
+              </w:rPr>
+              <w:t xml:space="preserve">Campo di ricerca per codice o parole del nome: senza distinzione di maiuscole e accenti, con contatore «N di 39 KPI»; le card senza risultati si nascondono; un codice completo (per esempio «D6.1») mostra solo quel KPI. Pulsante «Esporta» (CSV · Excel · PDF) con </w:t>
+            </w:r>
+            <w:r>
+              <w:rPr>
+                <w:b/>
+                <w:sz w:val="17"/>
+              </w:rPr>
+              <w:t>tutti</w:t>
+            </w:r>
+            <w:r>
+              <w:rPr>
+                <w:sz w:val="17"/>
+              </w:rPr>
+              <w:t xml:space="preserve"> i KPI dell'anno scelto (Anno, Dimensione, Descrizione, KPI, Nome, Unità, Valore, Tipo di sintesi, Formula), indipendente dalla ricerca.</w:t>
             </w:r>
           </w:p>
         </w:tc>

--- a/docs/report/Rapporto-Vista-Sintetica-Indici-Score.docx
+++ b/docs/report/Rapporto-Vista-Sintetica-Indici-Score.docx
@@ -7676,6 +7676,33 @@
         <w:pStyle w:val="ListBullet"/>
       </w:pPr>
       <w:r>
+        <w:t xml:space="preserve">la chiave della scheda </w:t>
+      </w:r>
+      <w:r>
+        <w:rPr>
+          <w:b/>
+        </w:rPr>
+        <w:t>KPI Riforma PA</w:t>
+      </w:r>
+      <w:r>
+        <w:t xml:space="preserve"> (</w:t>
+      </w:r>
+      <w:r>
+        <w:rPr>
+          <w:rFonts w:ascii="Consolas" w:hAnsi="Consolas"/>
+          <w:color w:val="1F4E79"/>
+        </w:rPr>
+        <w:t>kpi_abilitanti</w:t>
+      </w:r>
+      <w:r>
+        <w:t>);</w:t>
+      </w:r>
+    </w:p>
+    <w:p>
+      <w:pPr>
+        <w:pStyle w:val="ListBullet"/>
+      </w:pPr>
+      <w:r>
         <w:t xml:space="preserve">le 22 chiavi delle schede </w:t>
       </w:r>
       <w:r>
@@ -8078,6 +8105,59 @@
                 <w:sz w:val="17"/>
               </w:rPr>
               <w:t>: una sola chiamata, 39 KPI in 6 card D1–D6. Filtro unico Anno con «Reimposta»; al cambio anno gli accordion si chiudono. Card senza conteggio KPI e senza barra SR. Riga indicatore con pallino neutro (#9CA3AF), pulsante +/−, codice, nome, chip con l'unità, valore a 2 decimali senza «%», senza barra. Accordion con Tipo di sintesi e Formula del catalogo.</w:t>
+            </w:r>
+          </w:p>
+        </w:tc>
+      </w:tr>
+      <w:tr>
+        <w:tc>
+          <w:tcPr>
+            <w:tcW w:type="dxa" w:w="4320"/>
+          </w:tcPr>
+          <w:p>
+            <w:r>
+              <w:rPr>
+                <w:sz w:val="17"/>
+              </w:rPr>
+            </w:r>
+            <w:r>
+              <w:rPr>
+                <w:b/>
+                <w:sz w:val="17"/>
+              </w:rPr>
+              <w:t>R7.2 · KPI Riforma nel Pannello Admin</w:t>
+            </w:r>
+          </w:p>
+        </w:tc>
+        <w:tc>
+          <w:tcPr>
+            <w:tcW w:type="dxa" w:w="4320"/>
+          </w:tcPr>
+          <w:p>
+            <w:r>
+              <w:rPr>
+                <w:sz w:val="17"/>
+              </w:rPr>
+            </w:r>
+            <w:r>
+              <w:rPr>
+                <w:sz w:val="17"/>
+              </w:rPr>
+              <w:t xml:space="preserve">Nuova sezione «KPI Riforma PA» in Pannello → Schede: la scheda «KPI Abilitanti e di Successo» (chiave </w:t>
+            </w:r>
+            <w:r>
+              <w:rPr>
+                <w:rFonts w:ascii="Consolas" w:hAnsi="Consolas"/>
+                <w:color w:val="1F4E79"/>
+                <w:sz w:val="17"/>
+              </w:rPr>
+              <w:t>kpi_abilitanti</w:t>
+            </w:r>
+            <w:r>
+              <w:rPr>
+                <w:sz w:val="17"/>
+              </w:rPr>
+              <w:t>) si attiva o disattiva dal pannello. Disattivata, sparisce dal menu e con un link diretto mostra «Funzione disattivata». La scheda compare in «Schede più consultate». Chiave aggiunta allo script SQL (59 chiavi).</w:t>
             </w:r>
           </w:p>
         </w:tc>
